--- a/job-application/Edenred UAE/Moamen_Basyoni_CV_Edenred_UAE.docx
+++ b/job-application/Edenred UAE/Moamen_Basyoni_CV_Edenred_UAE.docx
@@ -20,7 +20,7 @@
           <w:b/>
           <w:bCs/>
         </w:rPr>
-        <w:t xml:space="preserve">R&amp;D Engineer — Backend &amp; Distributed Systems</w:t>
+        <w:t xml:space="preserve">Backend Developer | Distributed Systems &amp; Event-Driven Architecture</w:t>
       </w:r>
     </w:p>
     <w:p>
